--- a/deploy/demo-facility-amendment/assets/facility-amendment-master.docx
+++ b/deploy/demo-facility-amendment/assets/facility-amendment-master.docx
@@ -334,7 +334,7 @@
     <w:qFormat/>
     <w:rPr>
       <w:sz w:val="32"/>
-      <w:rFonts w:ascii="Cambria" w:hAnsi="Cambria" w:cs="Cambria" w:eastAsia="Cambria"/>
+      <w:rFonts w:ascii="Cambria" w:hAnsi="Cambria" w:cs="Cambria" w:eastAsia="Noto Sans CJK SC"/>
       <w:b/>
     </w:rPr>
   </w:style>
@@ -343,7 +343,7 @@
     <w:qFormat/>
     <w:rPr>
       <w:sz w:val="28"/>
-      <w:rFonts w:ascii="Cambria" w:hAnsi="Cambria" w:cs="Cambria" w:eastAsia="Cambria"/>
+      <w:rFonts w:ascii="Cambria" w:hAnsi="Cambria" w:cs="Cambria" w:eastAsia="Noto Sans CJK SC"/>
       <w:b/>
     </w:rPr>
   </w:style>
@@ -352,16 +352,19 @@
     <w:qFormat/>
     <w:rPr>
       <w:sz w:val="24"/>
-      <w:rFonts w:ascii="Cambria" w:hAnsi="Cambria" w:cs="Cambria" w:eastAsia="Cambria"/>
+      <w:rFonts w:ascii="Cambria" w:hAnsi="Cambria" w:cs="Cambria" w:eastAsia="Noto Sans CJK SC"/>
       <w:b/>
     </w:rPr>
   </w:style>
   <w:style w:type="paragraph" w:styleId="ClauseBody">
     <w:name w:val="ClauseBody"/>
     <w:qFormat/>
+    <w:pPr>
+      <w:spacing w:after="120"/>
+    </w:pPr>
     <w:rPr>
       <w:sz w:val="20"/>
-      <w:rFonts w:ascii="Calibri" w:hAnsi="Calibri" w:cs="Calibri" w:eastAsia="Calibri"/>
+      <w:rFonts w:ascii="Calibri" w:hAnsi="Calibri" w:cs="Calibri" w:eastAsia="Noto Sans CJK SC"/>
     </w:rPr>
   </w:style>
   <w:style w:type="paragraph" w:styleId="DefinedTerm">
@@ -369,7 +372,7 @@
     <w:qFormat/>
     <w:rPr>
       <w:sz w:val="20"/>
-      <w:rFonts w:ascii="Calibri" w:hAnsi="Calibri" w:cs="Calibri" w:eastAsia="Calibri"/>
+      <w:rFonts w:ascii="Calibri" w:hAnsi="Calibri" w:cs="Calibri" w:eastAsia="Noto Sans CJK SC"/>
       <w:b/>
     </w:rPr>
   </w:style>
@@ -378,7 +381,7 @@
     <w:qFormat/>
     <w:rPr>
       <w:sz w:val="20"/>
-      <w:rFonts w:ascii="Calibri" w:hAnsi="Calibri" w:cs="Calibri" w:eastAsia="Calibri"/>
+      <w:rFonts w:ascii="Calibri" w:hAnsi="Calibri" w:cs="Calibri" w:eastAsia="Noto Sans CJK SC"/>
       <w:b/>
     </w:rPr>
   </w:style>
@@ -387,16 +390,19 @@
     <w:qFormat/>
     <w:rPr>
       <w:sz w:val="26"/>
-      <w:rFonts w:ascii="Cambria" w:hAnsi="Cambria" w:cs="Cambria" w:eastAsia="Cambria"/>
+      <w:rFonts w:ascii="Cambria" w:hAnsi="Cambria" w:cs="Cambria" w:eastAsia="Noto Sans CJK SC"/>
       <w:b/>
     </w:rPr>
   </w:style>
   <w:style w:type="paragraph" w:styleId="SignatureBlock">
     <w:name w:val="SignatureBlock"/>
     <w:qFormat/>
+    <w:pPr>
+      <w:spacing w:before="240" w:after="120"/>
+    </w:pPr>
     <w:rPr>
       <w:sz w:val="20"/>
-      <w:rFonts w:ascii="Calibri" w:hAnsi="Calibri" w:cs="Calibri" w:eastAsia="Calibri"/>
+      <w:rFonts w:ascii="Calibri" w:hAnsi="Calibri" w:cs="Calibri" w:eastAsia="Noto Sans CJK SC"/>
     </w:rPr>
   </w:style>
 </w:styles>
